--- a/sql/diagrama.docx
+++ b/sql/diagrama.docx
@@ -208,7 +208,15 @@
           </w:tcPr>
           <w:p>
             <w:r>
-              <w:t>¿Univaluado?</w:t>
+              <w:t>¿</w:t>
+            </w:r>
+            <w:proofErr w:type="spellStart"/>
+            <w:r>
+              <w:t>Univaluado</w:t>
+            </w:r>
+            <w:proofErr w:type="spellEnd"/>
+            <w:r>
+              <w:t>?</w:t>
             </w:r>
           </w:p>
         </w:tc>
@@ -282,9 +290,11 @@
             <w:hideMark/>
           </w:tcPr>
           <w:p>
+            <w:proofErr w:type="spellStart"/>
             <w:r>
               <w:t>Num</w:t>
             </w:r>
+            <w:proofErr w:type="spellEnd"/>
           </w:p>
         </w:tc>
         <w:tc>
@@ -462,9 +472,11 @@
             <w:r>
               <w:t> </w:t>
             </w:r>
+            <w:proofErr w:type="spellStart"/>
             <w:r>
               <w:t>Id_usuario</w:t>
             </w:r>
+            <w:proofErr w:type="spellEnd"/>
           </w:p>
         </w:tc>
         <w:tc>
@@ -515,9 +527,11 @@
             <w:hideMark/>
           </w:tcPr>
           <w:p>
+            <w:proofErr w:type="spellStart"/>
             <w:r>
               <w:t>int</w:t>
             </w:r>
+            <w:proofErr w:type="spellEnd"/>
             <w:r>
               <w:t> </w:t>
             </w:r>
@@ -788,9 +802,11 @@
             <w:r>
               <w:t> </w:t>
             </w:r>
+            <w:proofErr w:type="spellStart"/>
             <w:r>
               <w:t>Varchar</w:t>
             </w:r>
+            <w:proofErr w:type="spellEnd"/>
           </w:p>
         </w:tc>
         <w:tc>
@@ -1046,9 +1062,11 @@
             <w:vAlign w:val="center"/>
           </w:tcPr>
           <w:p>
+            <w:proofErr w:type="spellStart"/>
             <w:r>
               <w:t>varchar</w:t>
             </w:r>
+            <w:proofErr w:type="spellEnd"/>
           </w:p>
         </w:tc>
         <w:tc>
@@ -1228,9 +1246,11 @@
             <w:r>
               <w:t> </w:t>
             </w:r>
+            <w:proofErr w:type="spellStart"/>
             <w:r>
               <w:t>Password</w:t>
             </w:r>
+            <w:proofErr w:type="spellEnd"/>
           </w:p>
         </w:tc>
         <w:tc>
@@ -1284,8 +1304,13 @@
             <w:r>
               <w:t> </w:t>
             </w:r>
-            <w:r>
-              <w:t xml:space="preserve">Varchar </w:t>
+            <w:proofErr w:type="spellStart"/>
+            <w:r>
+              <w:t>Varchar</w:t>
+            </w:r>
+            <w:proofErr w:type="spellEnd"/>
+            <w:r>
+              <w:t xml:space="preserve"> </w:t>
             </w:r>
           </w:p>
         </w:tc>
@@ -1530,12 +1555,14 @@
             <w:hideMark/>
           </w:tcPr>
           <w:p>
+            <w:proofErr w:type="spellStart"/>
             <w:r>
               <w:t>Entidad:</w:t>
             </w:r>
             <w:r>
               <w:t>ORGANIZADOR</w:t>
             </w:r>
+            <w:proofErr w:type="spellEnd"/>
           </w:p>
         </w:tc>
       </w:tr>
@@ -1695,7 +1722,15 @@
           </w:tcPr>
           <w:p>
             <w:r>
-              <w:t>¿Univaluado?</w:t>
+              <w:t>¿</w:t>
+            </w:r>
+            <w:proofErr w:type="spellStart"/>
+            <w:r>
+              <w:t>Univaluado</w:t>
+            </w:r>
+            <w:proofErr w:type="spellEnd"/>
+            <w:r>
+              <w:t>?</w:t>
             </w:r>
           </w:p>
         </w:tc>
@@ -1773,9 +1808,11 @@
             <w:hideMark/>
           </w:tcPr>
           <w:p>
+            <w:proofErr w:type="spellStart"/>
             <w:r>
               <w:t>Num</w:t>
             </w:r>
+            <w:proofErr w:type="spellEnd"/>
           </w:p>
         </w:tc>
         <w:tc>
@@ -1956,9 +1993,11 @@
             <w:hideMark/>
           </w:tcPr>
           <w:p>
+            <w:proofErr w:type="spellStart"/>
             <w:r>
               <w:t>Id_organizador</w:t>
             </w:r>
+            <w:proofErr w:type="spellEnd"/>
             <w:r>
               <w:t> </w:t>
             </w:r>
@@ -2011,9 +2050,11 @@
             <w:hideMark/>
           </w:tcPr>
           <w:p>
+            <w:proofErr w:type="spellStart"/>
             <w:r>
               <w:t>int</w:t>
             </w:r>
+            <w:proofErr w:type="spellEnd"/>
             <w:r>
               <w:t> </w:t>
             </w:r>
@@ -2293,9 +2334,11 @@
             <w:r>
               <w:t> </w:t>
             </w:r>
+            <w:proofErr w:type="spellStart"/>
             <w:r>
               <w:t>Varchar</w:t>
             </w:r>
+            <w:proofErr w:type="spellEnd"/>
           </w:p>
         </w:tc>
         <w:tc>
@@ -2572,9 +2615,11 @@
             <w:r>
               <w:t> </w:t>
             </w:r>
+            <w:proofErr w:type="spellStart"/>
             <w:r>
               <w:t>varchar</w:t>
             </w:r>
+            <w:proofErr w:type="spellEnd"/>
           </w:p>
         </w:tc>
         <w:tc>
@@ -2998,6 +3043,7 @@
                 <w14:ligatures w14:val="none"/>
               </w:rPr>
             </w:pPr>
+            <w:proofErr w:type="spellStart"/>
             <w:r>
               <w:rPr>
                 <w:rFonts w:ascii="Calibri" w:eastAsia="Times New Roman" w:hAnsi="Calibri" w:cs="Calibri"/>
@@ -3023,6 +3069,7 @@
               </w:rPr>
               <w:t>CATEGORIA</w:t>
             </w:r>
+            <w:proofErr w:type="spellEnd"/>
           </w:p>
         </w:tc>
       </w:tr>
@@ -3314,7 +3361,33 @@
                 <w:lang w:eastAsia="es-ES"/>
                 <w14:ligatures w14:val="none"/>
               </w:rPr>
-              <w:t>¿Univaluado?</w:t>
+              <w:t>¿</w:t>
+            </w:r>
+            <w:proofErr w:type="spellStart"/>
+            <w:r>
+              <w:rPr>
+                <w:rFonts w:ascii="Calibri" w:eastAsia="Times New Roman" w:hAnsi="Calibri" w:cs="Calibri"/>
+                <w:color w:val="222222"/>
+                <w:kern w:val="0"/>
+                <w:sz w:val="22"/>
+                <w:szCs w:val="22"/>
+                <w:lang w:eastAsia="es-ES"/>
+                <w14:ligatures w14:val="none"/>
+              </w:rPr>
+              <w:t>Univaluado</w:t>
+            </w:r>
+            <w:proofErr w:type="spellEnd"/>
+            <w:r>
+              <w:rPr>
+                <w:rFonts w:ascii="Calibri" w:eastAsia="Times New Roman" w:hAnsi="Calibri" w:cs="Calibri"/>
+                <w:color w:val="222222"/>
+                <w:kern w:val="0"/>
+                <w:sz w:val="22"/>
+                <w:szCs w:val="22"/>
+                <w:lang w:eastAsia="es-ES"/>
+                <w14:ligatures w14:val="none"/>
+              </w:rPr>
+              <w:t>?</w:t>
             </w:r>
           </w:p>
         </w:tc>
@@ -3443,6 +3516,7 @@
                 <w14:ligatures w14:val="none"/>
               </w:rPr>
             </w:pPr>
+            <w:proofErr w:type="spellStart"/>
             <w:r>
               <w:rPr>
                 <w:rFonts w:ascii="Calibri" w:eastAsia="Times New Roman" w:hAnsi="Calibri" w:cs="Calibri"/>
@@ -3455,6 +3529,7 @@
               </w:rPr>
               <w:t>Num</w:t>
             </w:r>
+            <w:proofErr w:type="spellEnd"/>
           </w:p>
         </w:tc>
         <w:tc>
@@ -3791,6 +3866,7 @@
               </w:rPr>
               <w:t> </w:t>
             </w:r>
+            <w:proofErr w:type="spellStart"/>
             <w:r>
               <w:rPr>
                 <w:rFonts w:ascii="Calibri" w:eastAsia="Times New Roman" w:hAnsi="Calibri" w:cs="Calibri"/>
@@ -3803,6 +3879,7 @@
               </w:rPr>
               <w:t>Id_categoria</w:t>
             </w:r>
+            <w:proofErr w:type="spellEnd"/>
           </w:p>
         </w:tc>
         <w:tc>
@@ -3848,8 +3925,22 @@
                 <w:lang w:eastAsia="es-ES"/>
                 <w14:ligatures w14:val="none"/>
               </w:rPr>
-              <w:t>Identificador de categorias</w:t>
-            </w:r>
+              <w:t xml:space="preserve">Identificador de </w:t>
+            </w:r>
+            <w:proofErr w:type="spellStart"/>
+            <w:r>
+              <w:rPr>
+                <w:rFonts w:ascii="Calibri" w:eastAsia="Times New Roman" w:hAnsi="Calibri" w:cs="Calibri"/>
+                <w:color w:val="222222"/>
+                <w:kern w:val="0"/>
+                <w:sz w:val="22"/>
+                <w:szCs w:val="22"/>
+                <w:lang w:eastAsia="es-ES"/>
+                <w14:ligatures w14:val="none"/>
+              </w:rPr>
+              <w:t>categorias</w:t>
+            </w:r>
+            <w:proofErr w:type="spellEnd"/>
             <w:r>
               <w:rPr>
                 <w:rFonts w:ascii="Calibri" w:eastAsia="Times New Roman" w:hAnsi="Calibri" w:cs="Calibri"/>
@@ -3898,6 +3989,7 @@
                 <w14:ligatures w14:val="none"/>
               </w:rPr>
             </w:pPr>
+            <w:proofErr w:type="spellStart"/>
             <w:r>
               <w:rPr>
                 <w:rFonts w:ascii="Calibri" w:eastAsia="Times New Roman" w:hAnsi="Calibri" w:cs="Calibri"/>
@@ -3910,6 +4002,7 @@
               </w:rPr>
               <w:t>int</w:t>
             </w:r>
+            <w:proofErr w:type="spellEnd"/>
             <w:r>
               <w:rPr>
                 <w:rFonts w:ascii="Calibri" w:eastAsia="Times New Roman" w:hAnsi="Calibri" w:cs="Calibri"/>
@@ -4400,8 +4493,22 @@
                 <w:lang w:eastAsia="es-ES"/>
                 <w14:ligatures w14:val="none"/>
               </w:rPr>
-              <w:t>Nombre de la categoria</w:t>
-            </w:r>
+              <w:t xml:space="preserve">Nombre de la </w:t>
+            </w:r>
+            <w:proofErr w:type="spellStart"/>
+            <w:r>
+              <w:rPr>
+                <w:rFonts w:ascii="Calibri" w:eastAsia="Times New Roman" w:hAnsi="Calibri" w:cs="Calibri"/>
+                <w:color w:val="222222"/>
+                <w:kern w:val="0"/>
+                <w:sz w:val="22"/>
+                <w:szCs w:val="22"/>
+                <w:lang w:eastAsia="es-ES"/>
+                <w14:ligatures w14:val="none"/>
+              </w:rPr>
+              <w:t>categoria</w:t>
+            </w:r>
+            <w:proofErr w:type="spellEnd"/>
             <w:r>
               <w:rPr>
                 <w:rFonts w:ascii="Calibri" w:eastAsia="Times New Roman" w:hAnsi="Calibri" w:cs="Calibri"/>
@@ -4462,6 +4569,7 @@
               </w:rPr>
               <w:t> </w:t>
             </w:r>
+            <w:proofErr w:type="spellStart"/>
             <w:r>
               <w:rPr>
                 <w:rFonts w:ascii="Calibri" w:eastAsia="Times New Roman" w:hAnsi="Calibri" w:cs="Calibri"/>
@@ -4474,6 +4582,7 @@
               </w:rPr>
               <w:t>varchar</w:t>
             </w:r>
+            <w:proofErr w:type="spellEnd"/>
           </w:p>
         </w:tc>
         <w:tc>
@@ -4883,6 +4992,7 @@
                 <w14:ligatures w14:val="none"/>
               </w:rPr>
             </w:pPr>
+            <w:proofErr w:type="spellStart"/>
             <w:r>
               <w:rPr>
                 <w:rFonts w:ascii="Calibri" w:eastAsia="Times New Roman" w:hAnsi="Calibri" w:cs="Calibri"/>
@@ -4907,6 +5017,7 @@
               </w:rPr>
               <w:t>UBICACIÓN</w:t>
             </w:r>
+            <w:proofErr w:type="spellEnd"/>
           </w:p>
         </w:tc>
       </w:tr>
@@ -5197,7 +5308,33 @@
                 <w:lang w:eastAsia="es-ES"/>
                 <w14:ligatures w14:val="none"/>
               </w:rPr>
-              <w:t>¿Univaluado?</w:t>
+              <w:t>¿</w:t>
+            </w:r>
+            <w:proofErr w:type="spellStart"/>
+            <w:r>
+              <w:rPr>
+                <w:rFonts w:ascii="Calibri" w:eastAsia="Times New Roman" w:hAnsi="Calibri" w:cs="Calibri"/>
+                <w:color w:val="222222"/>
+                <w:kern w:val="0"/>
+                <w:sz w:val="22"/>
+                <w:szCs w:val="22"/>
+                <w:lang w:eastAsia="es-ES"/>
+                <w14:ligatures w14:val="none"/>
+              </w:rPr>
+              <w:t>Univaluado</w:t>
+            </w:r>
+            <w:proofErr w:type="spellEnd"/>
+            <w:r>
+              <w:rPr>
+                <w:rFonts w:ascii="Calibri" w:eastAsia="Times New Roman" w:hAnsi="Calibri" w:cs="Calibri"/>
+                <w:color w:val="222222"/>
+                <w:kern w:val="0"/>
+                <w:sz w:val="22"/>
+                <w:szCs w:val="22"/>
+                <w:lang w:eastAsia="es-ES"/>
+                <w14:ligatures w14:val="none"/>
+              </w:rPr>
+              <w:t>?</w:t>
             </w:r>
           </w:p>
         </w:tc>
@@ -5326,6 +5463,7 @@
                 <w14:ligatures w14:val="none"/>
               </w:rPr>
             </w:pPr>
+            <w:proofErr w:type="spellStart"/>
             <w:r>
               <w:rPr>
                 <w:rFonts w:ascii="Calibri" w:eastAsia="Times New Roman" w:hAnsi="Calibri" w:cs="Calibri"/>
@@ -5338,6 +5476,7 @@
               </w:rPr>
               <w:t>Num</w:t>
             </w:r>
+            <w:proofErr w:type="spellEnd"/>
           </w:p>
         </w:tc>
         <w:tc>
@@ -5662,6 +5801,7 @@
                 <w14:ligatures w14:val="none"/>
               </w:rPr>
             </w:pPr>
+            <w:proofErr w:type="spellStart"/>
             <w:r>
               <w:rPr>
                 <w:rFonts w:ascii="Calibri" w:eastAsia="Times New Roman" w:hAnsi="Calibri" w:cs="Calibri"/>
@@ -5674,6 +5814,7 @@
               </w:rPr>
               <w:t>Id_ubicacion</w:t>
             </w:r>
+            <w:proofErr w:type="spellEnd"/>
             <w:r>
               <w:rPr>
                 <w:rFonts w:ascii="Calibri" w:eastAsia="Times New Roman" w:hAnsi="Calibri" w:cs="Calibri"/>
@@ -5732,8 +5873,22 @@
                 <w:lang w:eastAsia="es-ES"/>
                 <w14:ligatures w14:val="none"/>
               </w:rPr>
-              <w:t>Identificador de la ubicacion</w:t>
-            </w:r>
+              <w:t xml:space="preserve">Identificador de la </w:t>
+            </w:r>
+            <w:proofErr w:type="spellStart"/>
+            <w:r>
+              <w:rPr>
+                <w:rFonts w:ascii="Calibri" w:eastAsia="Times New Roman" w:hAnsi="Calibri" w:cs="Calibri"/>
+                <w:color w:val="222222"/>
+                <w:kern w:val="0"/>
+                <w:sz w:val="22"/>
+                <w:szCs w:val="22"/>
+                <w:lang w:eastAsia="es-ES"/>
+                <w14:ligatures w14:val="none"/>
+              </w:rPr>
+              <w:t>ubicacion</w:t>
+            </w:r>
+            <w:proofErr w:type="spellEnd"/>
             <w:r>
               <w:rPr>
                 <w:rFonts w:ascii="Calibri" w:eastAsia="Times New Roman" w:hAnsi="Calibri" w:cs="Calibri"/>
@@ -5782,6 +5937,7 @@
                 <w14:ligatures w14:val="none"/>
               </w:rPr>
             </w:pPr>
+            <w:proofErr w:type="spellStart"/>
             <w:r>
               <w:rPr>
                 <w:rFonts w:ascii="Calibri" w:eastAsia="Times New Roman" w:hAnsi="Calibri" w:cs="Calibri"/>
@@ -5794,6 +5950,7 @@
               </w:rPr>
               <w:t>int</w:t>
             </w:r>
+            <w:proofErr w:type="spellEnd"/>
             <w:r>
               <w:rPr>
                 <w:rFonts w:ascii="Calibri" w:eastAsia="Times New Roman" w:hAnsi="Calibri" w:cs="Calibri"/>
@@ -6346,6 +6503,7 @@
               </w:rPr>
               <w:t> </w:t>
             </w:r>
+            <w:proofErr w:type="spellStart"/>
             <w:r>
               <w:rPr>
                 <w:rFonts w:ascii="Calibri" w:eastAsia="Times New Roman" w:hAnsi="Calibri" w:cs="Calibri"/>
@@ -6358,6 +6516,7 @@
               </w:rPr>
               <w:t>Varchar</w:t>
             </w:r>
+            <w:proofErr w:type="spellEnd"/>
           </w:p>
         </w:tc>
         <w:tc>
@@ -6778,6 +6937,7 @@
               </w:rPr>
               <w:t> </w:t>
             </w:r>
+            <w:proofErr w:type="spellStart"/>
             <w:r>
               <w:rPr>
                 <w:rFonts w:ascii="Calibri" w:eastAsia="Times New Roman" w:hAnsi="Calibri" w:cs="Calibri"/>
@@ -6790,6 +6950,7 @@
               </w:rPr>
               <w:t>direccion</w:t>
             </w:r>
+            <w:proofErr w:type="spellEnd"/>
           </w:p>
         </w:tc>
         <w:tc>
@@ -6838,17 +6999,31 @@
               </w:rPr>
               <w:t> </w:t>
             </w:r>
-            <w:r>
-              <w:rPr>
-                <w:rFonts w:ascii="Calibri" w:eastAsia="Times New Roman" w:hAnsi="Calibri" w:cs="Calibri"/>
-                <w:color w:val="222222"/>
-                <w:kern w:val="0"/>
-                <w:sz w:val="22"/>
-                <w:szCs w:val="22"/>
-                <w:lang w:eastAsia="es-ES"/>
-                <w14:ligatures w14:val="none"/>
-              </w:rPr>
-              <w:t xml:space="preserve">Direccion de la ubicación </w:t>
+            <w:proofErr w:type="spellStart"/>
+            <w:r>
+              <w:rPr>
+                <w:rFonts w:ascii="Calibri" w:eastAsia="Times New Roman" w:hAnsi="Calibri" w:cs="Calibri"/>
+                <w:color w:val="222222"/>
+                <w:kern w:val="0"/>
+                <w:sz w:val="22"/>
+                <w:szCs w:val="22"/>
+                <w:lang w:eastAsia="es-ES"/>
+                <w14:ligatures w14:val="none"/>
+              </w:rPr>
+              <w:t>Direccion</w:t>
+            </w:r>
+            <w:proofErr w:type="spellEnd"/>
+            <w:r>
+              <w:rPr>
+                <w:rFonts w:ascii="Calibri" w:eastAsia="Times New Roman" w:hAnsi="Calibri" w:cs="Calibri"/>
+                <w:color w:val="222222"/>
+                <w:kern w:val="0"/>
+                <w:sz w:val="22"/>
+                <w:szCs w:val="22"/>
+                <w:lang w:eastAsia="es-ES"/>
+                <w14:ligatures w14:val="none"/>
+              </w:rPr>
+              <w:t xml:space="preserve"> de la ubicación </w:t>
             </w:r>
           </w:p>
         </w:tc>
@@ -6898,6 +7073,7 @@
               </w:rPr>
               <w:t> </w:t>
             </w:r>
+            <w:proofErr w:type="spellStart"/>
             <w:r>
               <w:rPr>
                 <w:rFonts w:ascii="Calibri" w:eastAsia="Times New Roman" w:hAnsi="Calibri" w:cs="Calibri"/>
@@ -6910,6 +7086,7 @@
               </w:rPr>
               <w:t>Varchar</w:t>
             </w:r>
+            <w:proofErr w:type="spellEnd"/>
           </w:p>
         </w:tc>
         <w:tc>
@@ -7006,18 +7183,6 @@
               </w:rPr>
               <w:t> </w:t>
             </w:r>
-            <w:r>
-              <w:rPr>
-                <w:rFonts w:ascii="Calibri" w:eastAsia="Times New Roman" w:hAnsi="Calibri" w:cs="Calibri"/>
-                <w:color w:val="222222"/>
-                <w:kern w:val="0"/>
-                <w:sz w:val="22"/>
-                <w:szCs w:val="22"/>
-                <w:lang w:eastAsia="es-ES"/>
-                <w14:ligatures w14:val="none"/>
-              </w:rPr>
-              <w:t>X</w:t>
-            </w:r>
           </w:p>
         </w:tc>
         <w:tc>
@@ -7054,6 +7219,18 @@
                 <w14:ligatures w14:val="none"/>
               </w:rPr>
             </w:pPr>
+            <w:r>
+              <w:rPr>
+                <w:rFonts w:ascii="Calibri" w:eastAsia="Times New Roman" w:hAnsi="Calibri" w:cs="Calibri"/>
+                <w:color w:val="222222"/>
+                <w:kern w:val="0"/>
+                <w:sz w:val="22"/>
+                <w:szCs w:val="22"/>
+                <w:lang w:eastAsia="es-ES"/>
+                <w14:ligatures w14:val="none"/>
+              </w:rPr>
+              <w:t>x</w:t>
+            </w:r>
             <w:r>
               <w:rPr>
                 <w:rFonts w:ascii="Calibri" w:eastAsia="Times New Roman" w:hAnsi="Calibri" w:cs="Calibri"/>
@@ -7317,6 +7494,7 @@
                 <w14:ligatures w14:val="none"/>
               </w:rPr>
             </w:pPr>
+            <w:proofErr w:type="spellStart"/>
             <w:r>
               <w:rPr>
                 <w:rFonts w:ascii="Calibri" w:eastAsia="Times New Roman" w:hAnsi="Calibri" w:cs="Calibri"/>
@@ -7329,6 +7507,7 @@
               </w:rPr>
               <w:t>Enlace_online</w:t>
             </w:r>
+            <w:proofErr w:type="spellEnd"/>
           </w:p>
         </w:tc>
         <w:tc>
@@ -7364,17 +7543,31 @@
                 <w14:ligatures w14:val="none"/>
               </w:rPr>
             </w:pPr>
-            <w:r>
-              <w:rPr>
-                <w:rFonts w:ascii="Calibri" w:eastAsia="Times New Roman" w:hAnsi="Calibri" w:cs="Calibri"/>
-                <w:color w:val="222222"/>
-                <w:kern w:val="0"/>
-                <w:sz w:val="22"/>
-                <w:szCs w:val="22"/>
-                <w:lang w:eastAsia="es-ES"/>
-                <w14:ligatures w14:val="none"/>
-              </w:rPr>
-              <w:t>Direccion web</w:t>
+            <w:proofErr w:type="spellStart"/>
+            <w:r>
+              <w:rPr>
+                <w:rFonts w:ascii="Calibri" w:eastAsia="Times New Roman" w:hAnsi="Calibri" w:cs="Calibri"/>
+                <w:color w:val="222222"/>
+                <w:kern w:val="0"/>
+                <w:sz w:val="22"/>
+                <w:szCs w:val="22"/>
+                <w:lang w:eastAsia="es-ES"/>
+                <w14:ligatures w14:val="none"/>
+              </w:rPr>
+              <w:t>Direccion</w:t>
+            </w:r>
+            <w:proofErr w:type="spellEnd"/>
+            <w:r>
+              <w:rPr>
+                <w:rFonts w:ascii="Calibri" w:eastAsia="Times New Roman" w:hAnsi="Calibri" w:cs="Calibri"/>
+                <w:color w:val="222222"/>
+                <w:kern w:val="0"/>
+                <w:sz w:val="22"/>
+                <w:szCs w:val="22"/>
+                <w:lang w:eastAsia="es-ES"/>
+                <w14:ligatures w14:val="none"/>
+              </w:rPr>
+              <w:t xml:space="preserve"> web</w:t>
             </w:r>
           </w:p>
         </w:tc>
@@ -7411,6 +7604,7 @@
                 <w14:ligatures w14:val="none"/>
               </w:rPr>
             </w:pPr>
+            <w:proofErr w:type="spellStart"/>
             <w:r>
               <w:rPr>
                 <w:rFonts w:ascii="Calibri" w:eastAsia="Times New Roman" w:hAnsi="Calibri" w:cs="Calibri"/>
@@ -7423,6 +7617,7 @@
               </w:rPr>
               <w:t>varchar</w:t>
             </w:r>
+            <w:proofErr w:type="spellEnd"/>
           </w:p>
         </w:tc>
         <w:tc>
@@ -8055,7 +8250,33 @@
                 <w:lang w:eastAsia="es-ES"/>
                 <w14:ligatures w14:val="none"/>
               </w:rPr>
-              <w:t>¿Univaluado?</w:t>
+              <w:t>¿</w:t>
+            </w:r>
+            <w:proofErr w:type="spellStart"/>
+            <w:r>
+              <w:rPr>
+                <w:rFonts w:ascii="Calibri" w:eastAsia="Times New Roman" w:hAnsi="Calibri" w:cs="Calibri"/>
+                <w:color w:val="222222"/>
+                <w:kern w:val="0"/>
+                <w:sz w:val="22"/>
+                <w:szCs w:val="22"/>
+                <w:lang w:eastAsia="es-ES"/>
+                <w14:ligatures w14:val="none"/>
+              </w:rPr>
+              <w:t>Univaluado</w:t>
+            </w:r>
+            <w:proofErr w:type="spellEnd"/>
+            <w:r>
+              <w:rPr>
+                <w:rFonts w:ascii="Calibri" w:eastAsia="Times New Roman" w:hAnsi="Calibri" w:cs="Calibri"/>
+                <w:color w:val="222222"/>
+                <w:kern w:val="0"/>
+                <w:sz w:val="22"/>
+                <w:szCs w:val="22"/>
+                <w:lang w:eastAsia="es-ES"/>
+                <w14:ligatures w14:val="none"/>
+              </w:rPr>
+              <w:t>?</w:t>
             </w:r>
           </w:p>
         </w:tc>
@@ -8184,6 +8405,7 @@
                 <w14:ligatures w14:val="none"/>
               </w:rPr>
             </w:pPr>
+            <w:proofErr w:type="spellStart"/>
             <w:r>
               <w:rPr>
                 <w:rFonts w:ascii="Calibri" w:eastAsia="Times New Roman" w:hAnsi="Calibri" w:cs="Calibri"/>
@@ -8196,6 +8418,7 @@
               </w:rPr>
               <w:t>Num</w:t>
             </w:r>
+            <w:proofErr w:type="spellEnd"/>
           </w:p>
         </w:tc>
         <w:tc>
@@ -8532,6 +8755,7 @@
               </w:rPr>
               <w:t> </w:t>
             </w:r>
+            <w:proofErr w:type="spellStart"/>
             <w:r>
               <w:rPr>
                 <w:rFonts w:ascii="Calibri" w:eastAsia="Times New Roman" w:hAnsi="Calibri" w:cs="Calibri"/>
@@ -8544,6 +8768,7 @@
               </w:rPr>
               <w:t>Id_evento</w:t>
             </w:r>
+            <w:proofErr w:type="spellEnd"/>
           </w:p>
         </w:tc>
         <w:tc>
@@ -8640,6 +8865,7 @@
                 <w14:ligatures w14:val="none"/>
               </w:rPr>
             </w:pPr>
+            <w:proofErr w:type="spellStart"/>
             <w:r>
               <w:rPr>
                 <w:rFonts w:ascii="Calibri" w:eastAsia="Times New Roman" w:hAnsi="Calibri" w:cs="Calibri"/>
@@ -8652,6 +8878,7 @@
               </w:rPr>
               <w:t>int</w:t>
             </w:r>
+            <w:proofErr w:type="spellEnd"/>
             <w:r>
               <w:rPr>
                 <w:rFonts w:ascii="Calibri" w:eastAsia="Times New Roman" w:hAnsi="Calibri" w:cs="Calibri"/>
@@ -9204,6 +9431,7 @@
               </w:rPr>
               <w:t> </w:t>
             </w:r>
+            <w:proofErr w:type="spellStart"/>
             <w:r>
               <w:rPr>
                 <w:rFonts w:ascii="Calibri" w:eastAsia="Times New Roman" w:hAnsi="Calibri" w:cs="Calibri"/>
@@ -9216,6 +9444,7 @@
               </w:rPr>
               <w:t>varchar</w:t>
             </w:r>
+            <w:proofErr w:type="spellEnd"/>
           </w:p>
         </w:tc>
         <w:tc>
@@ -10175,6 +10404,7 @@
                 <w14:ligatures w14:val="none"/>
               </w:rPr>
             </w:pPr>
+            <w:proofErr w:type="spellStart"/>
             <w:r>
               <w:rPr>
                 <w:rFonts w:ascii="Calibri" w:eastAsia="Times New Roman" w:hAnsi="Calibri" w:cs="Calibri"/>
@@ -10187,6 +10417,7 @@
               </w:rPr>
               <w:t>Duracion_horas</w:t>
             </w:r>
+            <w:proofErr w:type="spellEnd"/>
           </w:p>
         </w:tc>
         <w:tc>
@@ -10222,17 +10453,31 @@
                 <w14:ligatures w14:val="none"/>
               </w:rPr>
             </w:pPr>
-            <w:r>
-              <w:rPr>
-                <w:rFonts w:ascii="Calibri" w:eastAsia="Times New Roman" w:hAnsi="Calibri" w:cs="Calibri"/>
-                <w:color w:val="222222"/>
-                <w:kern w:val="0"/>
-                <w:sz w:val="22"/>
-                <w:szCs w:val="22"/>
-                <w:lang w:eastAsia="es-ES"/>
-                <w14:ligatures w14:val="none"/>
-              </w:rPr>
-              <w:t>Duracion en horas del evento</w:t>
+            <w:proofErr w:type="spellStart"/>
+            <w:r>
+              <w:rPr>
+                <w:rFonts w:ascii="Calibri" w:eastAsia="Times New Roman" w:hAnsi="Calibri" w:cs="Calibri"/>
+                <w:color w:val="222222"/>
+                <w:kern w:val="0"/>
+                <w:sz w:val="22"/>
+                <w:szCs w:val="22"/>
+                <w:lang w:eastAsia="es-ES"/>
+                <w14:ligatures w14:val="none"/>
+              </w:rPr>
+              <w:t>Duracion</w:t>
+            </w:r>
+            <w:proofErr w:type="spellEnd"/>
+            <w:r>
+              <w:rPr>
+                <w:rFonts w:ascii="Calibri" w:eastAsia="Times New Roman" w:hAnsi="Calibri" w:cs="Calibri"/>
+                <w:color w:val="222222"/>
+                <w:kern w:val="0"/>
+                <w:sz w:val="22"/>
+                <w:szCs w:val="22"/>
+                <w:lang w:eastAsia="es-ES"/>
+                <w14:ligatures w14:val="none"/>
+              </w:rPr>
+              <w:t xml:space="preserve"> en horas del evento</w:t>
             </w:r>
           </w:p>
         </w:tc>
@@ -10269,6 +10514,7 @@
                 <w14:ligatures w14:val="none"/>
               </w:rPr>
             </w:pPr>
+            <w:proofErr w:type="spellStart"/>
             <w:r>
               <w:rPr>
                 <w:rFonts w:ascii="Calibri" w:eastAsia="Times New Roman" w:hAnsi="Calibri" w:cs="Calibri"/>
@@ -10281,6 +10527,7 @@
               </w:rPr>
               <w:t>int</w:t>
             </w:r>
+            <w:proofErr w:type="spellEnd"/>
             <w:r>
               <w:rPr>
                 <w:rFonts w:ascii="Calibri" w:eastAsia="Times New Roman" w:hAnsi="Calibri" w:cs="Calibri"/>
@@ -10609,6 +10856,7 @@
                 <w14:ligatures w14:val="none"/>
               </w:rPr>
             </w:pPr>
+            <w:proofErr w:type="spellStart"/>
             <w:r>
               <w:rPr>
                 <w:rFonts w:ascii="Calibri" w:eastAsia="Times New Roman" w:hAnsi="Calibri" w:cs="Calibri"/>
@@ -10621,6 +10869,7 @@
               </w:rPr>
               <w:t>Descripcion</w:t>
             </w:r>
+            <w:proofErr w:type="spellEnd"/>
           </w:p>
         </w:tc>
         <w:tc>
@@ -10656,17 +10905,31 @@
                 <w14:ligatures w14:val="none"/>
               </w:rPr>
             </w:pPr>
-            <w:r>
-              <w:rPr>
-                <w:rFonts w:ascii="Calibri" w:eastAsia="Times New Roman" w:hAnsi="Calibri" w:cs="Calibri"/>
-                <w:color w:val="222222"/>
-                <w:kern w:val="0"/>
-                <w:sz w:val="22"/>
-                <w:szCs w:val="22"/>
-                <w:lang w:eastAsia="es-ES"/>
-                <w14:ligatures w14:val="none"/>
-              </w:rPr>
-              <w:t>Descripcion del evento</w:t>
+            <w:proofErr w:type="spellStart"/>
+            <w:r>
+              <w:rPr>
+                <w:rFonts w:ascii="Calibri" w:eastAsia="Times New Roman" w:hAnsi="Calibri" w:cs="Calibri"/>
+                <w:color w:val="222222"/>
+                <w:kern w:val="0"/>
+                <w:sz w:val="22"/>
+                <w:szCs w:val="22"/>
+                <w:lang w:eastAsia="es-ES"/>
+                <w14:ligatures w14:val="none"/>
+              </w:rPr>
+              <w:t>Descripcion</w:t>
+            </w:r>
+            <w:proofErr w:type="spellEnd"/>
+            <w:r>
+              <w:rPr>
+                <w:rFonts w:ascii="Calibri" w:eastAsia="Times New Roman" w:hAnsi="Calibri" w:cs="Calibri"/>
+                <w:color w:val="222222"/>
+                <w:kern w:val="0"/>
+                <w:sz w:val="22"/>
+                <w:szCs w:val="22"/>
+                <w:lang w:eastAsia="es-ES"/>
+                <w14:ligatures w14:val="none"/>
+              </w:rPr>
+              <w:t xml:space="preserve"> del evento</w:t>
             </w:r>
           </w:p>
         </w:tc>
@@ -10703,6 +10966,7 @@
                 <w14:ligatures w14:val="none"/>
               </w:rPr>
             </w:pPr>
+            <w:proofErr w:type="spellStart"/>
             <w:r>
               <w:rPr>
                 <w:rFonts w:ascii="Calibri" w:eastAsia="Times New Roman" w:hAnsi="Calibri" w:cs="Calibri"/>
@@ -10715,6 +10979,7 @@
               </w:rPr>
               <w:t>text</w:t>
             </w:r>
+            <w:proofErr w:type="spellEnd"/>
           </w:p>
         </w:tc>
         <w:tc>
@@ -11031,6 +11296,7 @@
                 <w14:ligatures w14:val="none"/>
               </w:rPr>
             </w:pPr>
+            <w:proofErr w:type="spellStart"/>
             <w:r>
               <w:rPr>
                 <w:rFonts w:ascii="Calibri" w:eastAsia="Times New Roman" w:hAnsi="Calibri" w:cs="Calibri"/>
@@ -11043,6 +11309,7 @@
               </w:rPr>
               <w:t>Imagen_url</w:t>
             </w:r>
+            <w:proofErr w:type="spellEnd"/>
           </w:p>
         </w:tc>
         <w:tc>
@@ -11078,17 +11345,31 @@
                 <w14:ligatures w14:val="none"/>
               </w:rPr>
             </w:pPr>
-            <w:r>
-              <w:rPr>
-                <w:rFonts w:ascii="Calibri" w:eastAsia="Times New Roman" w:hAnsi="Calibri" w:cs="Calibri"/>
-                <w:color w:val="222222"/>
-                <w:kern w:val="0"/>
-                <w:sz w:val="22"/>
-                <w:szCs w:val="22"/>
-                <w:lang w:eastAsia="es-ES"/>
-                <w14:ligatures w14:val="none"/>
-              </w:rPr>
-              <w:t>url de la imagen del evento</w:t>
+            <w:proofErr w:type="spellStart"/>
+            <w:r>
+              <w:rPr>
+                <w:rFonts w:ascii="Calibri" w:eastAsia="Times New Roman" w:hAnsi="Calibri" w:cs="Calibri"/>
+                <w:color w:val="222222"/>
+                <w:kern w:val="0"/>
+                <w:sz w:val="22"/>
+                <w:szCs w:val="22"/>
+                <w:lang w:eastAsia="es-ES"/>
+                <w14:ligatures w14:val="none"/>
+              </w:rPr>
+              <w:t>url</w:t>
+            </w:r>
+            <w:proofErr w:type="spellEnd"/>
+            <w:r>
+              <w:rPr>
+                <w:rFonts w:ascii="Calibri" w:eastAsia="Times New Roman" w:hAnsi="Calibri" w:cs="Calibri"/>
+                <w:color w:val="222222"/>
+                <w:kern w:val="0"/>
+                <w:sz w:val="22"/>
+                <w:szCs w:val="22"/>
+                <w:lang w:eastAsia="es-ES"/>
+                <w14:ligatures w14:val="none"/>
+              </w:rPr>
+              <w:t xml:space="preserve"> de la imagen del evento</w:t>
             </w:r>
           </w:p>
         </w:tc>
@@ -11125,6 +11406,7 @@
                 <w14:ligatures w14:val="none"/>
               </w:rPr>
             </w:pPr>
+            <w:proofErr w:type="spellStart"/>
             <w:r>
               <w:rPr>
                 <w:rFonts w:ascii="Calibri" w:eastAsia="Times New Roman" w:hAnsi="Calibri" w:cs="Calibri"/>
@@ -11137,6 +11419,7 @@
               </w:rPr>
               <w:t>varchar</w:t>
             </w:r>
+            <w:proofErr w:type="spellEnd"/>
           </w:p>
         </w:tc>
         <w:tc>
@@ -11454,6 +11737,7 @@
                 <w14:ligatures w14:val="none"/>
               </w:rPr>
             </w:pPr>
+            <w:proofErr w:type="spellStart"/>
             <w:r>
               <w:rPr>
                 <w:rFonts w:ascii="Calibri" w:eastAsia="Times New Roman" w:hAnsi="Calibri" w:cs="Calibri"/>
@@ -11466,6 +11750,7 @@
               </w:rPr>
               <w:t>Id_categoria</w:t>
             </w:r>
+            <w:proofErr w:type="spellEnd"/>
           </w:p>
         </w:tc>
         <w:tc>
@@ -11511,8 +11796,22 @@
                 <w:lang w:eastAsia="es-ES"/>
                 <w14:ligatures w14:val="none"/>
               </w:rPr>
-              <w:t>Identificador de la categoria</w:t>
-            </w:r>
+              <w:t xml:space="preserve">Identificador de la </w:t>
+            </w:r>
+            <w:proofErr w:type="spellStart"/>
+            <w:r>
+              <w:rPr>
+                <w:rFonts w:ascii="Calibri" w:eastAsia="Times New Roman" w:hAnsi="Calibri" w:cs="Calibri"/>
+                <w:color w:val="222222"/>
+                <w:kern w:val="0"/>
+                <w:sz w:val="22"/>
+                <w:szCs w:val="22"/>
+                <w:lang w:eastAsia="es-ES"/>
+                <w14:ligatures w14:val="none"/>
+              </w:rPr>
+              <w:t>categoria</w:t>
+            </w:r>
+            <w:proofErr w:type="spellEnd"/>
           </w:p>
         </w:tc>
         <w:tc>
@@ -11548,6 +11847,7 @@
                 <w14:ligatures w14:val="none"/>
               </w:rPr>
             </w:pPr>
+            <w:proofErr w:type="spellStart"/>
             <w:r>
               <w:rPr>
                 <w:rFonts w:ascii="Calibri" w:eastAsia="Times New Roman" w:hAnsi="Calibri" w:cs="Calibri"/>
@@ -11560,6 +11860,7 @@
               </w:rPr>
               <w:t>int</w:t>
             </w:r>
+            <w:proofErr w:type="spellEnd"/>
             <w:r>
               <w:rPr>
                 <w:rFonts w:ascii="Calibri" w:eastAsia="Times New Roman" w:hAnsi="Calibri" w:cs="Calibri"/>
@@ -11888,6 +12189,7 @@
                 <w14:ligatures w14:val="none"/>
               </w:rPr>
             </w:pPr>
+            <w:proofErr w:type="spellStart"/>
             <w:r>
               <w:rPr>
                 <w:rFonts w:ascii="Calibri" w:eastAsia="Times New Roman" w:hAnsi="Calibri" w:cs="Calibri"/>
@@ -11900,6 +12202,7 @@
               </w:rPr>
               <w:t>Id_ubicacion</w:t>
             </w:r>
+            <w:proofErr w:type="spellEnd"/>
           </w:p>
         </w:tc>
         <w:tc>
@@ -11982,6 +12285,7 @@
                 <w14:ligatures w14:val="none"/>
               </w:rPr>
             </w:pPr>
+            <w:proofErr w:type="spellStart"/>
             <w:r>
               <w:rPr>
                 <w:rFonts w:ascii="Calibri" w:eastAsia="Times New Roman" w:hAnsi="Calibri" w:cs="Calibri"/>
@@ -11994,6 +12298,7 @@
               </w:rPr>
               <w:t>int</w:t>
             </w:r>
+            <w:proofErr w:type="spellEnd"/>
             <w:r>
               <w:rPr>
                 <w:rFonts w:ascii="Calibri" w:eastAsia="Times New Roman" w:hAnsi="Calibri" w:cs="Calibri"/>
@@ -12322,6 +12627,7 @@
                 <w14:ligatures w14:val="none"/>
               </w:rPr>
             </w:pPr>
+            <w:proofErr w:type="spellStart"/>
             <w:r>
               <w:rPr>
                 <w:rFonts w:ascii="Calibri" w:eastAsia="Times New Roman" w:hAnsi="Calibri" w:cs="Calibri"/>
@@ -12334,6 +12640,7 @@
               </w:rPr>
               <w:t>Id_organizador</w:t>
             </w:r>
+            <w:proofErr w:type="spellEnd"/>
           </w:p>
         </w:tc>
         <w:tc>
@@ -12379,8 +12686,22 @@
                 <w:lang w:eastAsia="es-ES"/>
                 <w14:ligatures w14:val="none"/>
               </w:rPr>
-              <w:t>Identificador de la organizacion</w:t>
-            </w:r>
+              <w:t xml:space="preserve">Identificador de la </w:t>
+            </w:r>
+            <w:proofErr w:type="spellStart"/>
+            <w:r>
+              <w:rPr>
+                <w:rFonts w:ascii="Calibri" w:eastAsia="Times New Roman" w:hAnsi="Calibri" w:cs="Calibri"/>
+                <w:color w:val="222222"/>
+                <w:kern w:val="0"/>
+                <w:sz w:val="22"/>
+                <w:szCs w:val="22"/>
+                <w:lang w:eastAsia="es-ES"/>
+                <w14:ligatures w14:val="none"/>
+              </w:rPr>
+              <w:t>organizacion</w:t>
+            </w:r>
+            <w:proofErr w:type="spellEnd"/>
           </w:p>
         </w:tc>
         <w:tc>
@@ -12416,6 +12737,7 @@
                 <w14:ligatures w14:val="none"/>
               </w:rPr>
             </w:pPr>
+            <w:proofErr w:type="spellStart"/>
             <w:r>
               <w:rPr>
                 <w:rFonts w:ascii="Calibri" w:eastAsia="Times New Roman" w:hAnsi="Calibri" w:cs="Calibri"/>
@@ -12428,6 +12750,7 @@
               </w:rPr>
               <w:t>int</w:t>
             </w:r>
+            <w:proofErr w:type="spellEnd"/>
             <w:r>
               <w:rPr>
                 <w:rFonts w:ascii="Calibri" w:eastAsia="Times New Roman" w:hAnsi="Calibri" w:cs="Calibri"/>
@@ -12841,8 +13164,22 @@
                 <w:lang w:eastAsia="es-ES"/>
                 <w14:ligatures w14:val="none"/>
               </w:rPr>
-              <w:t xml:space="preserve"> inscripcion</w:t>
-            </w:r>
+              <w:t xml:space="preserve"> </w:t>
+            </w:r>
+            <w:proofErr w:type="spellStart"/>
+            <w:r>
+              <w:rPr>
+                <w:rFonts w:ascii="Calibri" w:eastAsia="Times New Roman" w:hAnsi="Calibri" w:cs="Calibri"/>
+                <w:color w:val="222222"/>
+                <w:kern w:val="0"/>
+                <w:sz w:val="22"/>
+                <w:szCs w:val="22"/>
+                <w:lang w:eastAsia="es-ES"/>
+                <w14:ligatures w14:val="none"/>
+              </w:rPr>
+              <w:t>inscripcion</w:t>
+            </w:r>
+            <w:proofErr w:type="spellEnd"/>
           </w:p>
         </w:tc>
       </w:tr>
@@ -13134,7 +13471,33 @@
                 <w:lang w:eastAsia="es-ES"/>
                 <w14:ligatures w14:val="none"/>
               </w:rPr>
-              <w:t>¿Univaluado?</w:t>
+              <w:t>¿</w:t>
+            </w:r>
+            <w:proofErr w:type="spellStart"/>
+            <w:r>
+              <w:rPr>
+                <w:rFonts w:ascii="Calibri" w:eastAsia="Times New Roman" w:hAnsi="Calibri" w:cs="Calibri"/>
+                <w:color w:val="222222"/>
+                <w:kern w:val="0"/>
+                <w:sz w:val="22"/>
+                <w:szCs w:val="22"/>
+                <w:lang w:eastAsia="es-ES"/>
+                <w14:ligatures w14:val="none"/>
+              </w:rPr>
+              <w:t>Univaluado</w:t>
+            </w:r>
+            <w:proofErr w:type="spellEnd"/>
+            <w:r>
+              <w:rPr>
+                <w:rFonts w:ascii="Calibri" w:eastAsia="Times New Roman" w:hAnsi="Calibri" w:cs="Calibri"/>
+                <w:color w:val="222222"/>
+                <w:kern w:val="0"/>
+                <w:sz w:val="22"/>
+                <w:szCs w:val="22"/>
+                <w:lang w:eastAsia="es-ES"/>
+                <w14:ligatures w14:val="none"/>
+              </w:rPr>
+              <w:t>?</w:t>
             </w:r>
           </w:p>
         </w:tc>
@@ -13263,6 +13626,7 @@
                 <w14:ligatures w14:val="none"/>
               </w:rPr>
             </w:pPr>
+            <w:proofErr w:type="spellStart"/>
             <w:r>
               <w:rPr>
                 <w:rFonts w:ascii="Calibri" w:eastAsia="Times New Roman" w:hAnsi="Calibri" w:cs="Calibri"/>
@@ -13275,6 +13639,7 @@
               </w:rPr>
               <w:t>Num</w:t>
             </w:r>
+            <w:proofErr w:type="spellEnd"/>
           </w:p>
         </w:tc>
         <w:tc>
@@ -13611,6 +13976,7 @@
               </w:rPr>
               <w:t> </w:t>
             </w:r>
+            <w:proofErr w:type="spellStart"/>
             <w:r>
               <w:rPr>
                 <w:rFonts w:ascii="Calibri" w:eastAsia="Times New Roman" w:hAnsi="Calibri" w:cs="Calibri"/>
@@ -13623,6 +13989,7 @@
               </w:rPr>
               <w:t>Id_usuario</w:t>
             </w:r>
+            <w:proofErr w:type="spellEnd"/>
           </w:p>
         </w:tc>
         <w:tc>
@@ -13719,6 +14086,7 @@
                 <w14:ligatures w14:val="none"/>
               </w:rPr>
             </w:pPr>
+            <w:proofErr w:type="spellStart"/>
             <w:r>
               <w:rPr>
                 <w:rFonts w:ascii="Calibri" w:eastAsia="Times New Roman" w:hAnsi="Calibri" w:cs="Calibri"/>
@@ -13731,6 +14099,7 @@
               </w:rPr>
               <w:t>int</w:t>
             </w:r>
+            <w:proofErr w:type="spellEnd"/>
             <w:r>
               <w:rPr>
                 <w:rFonts w:ascii="Calibri" w:eastAsia="Times New Roman" w:hAnsi="Calibri" w:cs="Calibri"/>
@@ -14163,6 +14532,7 @@
               </w:rPr>
               <w:t> </w:t>
             </w:r>
+            <w:proofErr w:type="spellStart"/>
             <w:r>
               <w:rPr>
                 <w:rFonts w:ascii="Calibri" w:eastAsia="Times New Roman" w:hAnsi="Calibri" w:cs="Calibri"/>
@@ -14175,6 +14545,7 @@
               </w:rPr>
               <w:t>Id_evento</w:t>
             </w:r>
+            <w:proofErr w:type="spellEnd"/>
           </w:p>
         </w:tc>
         <w:tc>
@@ -14283,6 +14654,7 @@
               </w:rPr>
               <w:t> </w:t>
             </w:r>
+            <w:proofErr w:type="spellStart"/>
             <w:r>
               <w:rPr>
                 <w:rFonts w:ascii="Calibri" w:eastAsia="Times New Roman" w:hAnsi="Calibri" w:cs="Calibri"/>
@@ -14295,6 +14667,7 @@
               </w:rPr>
               <w:t>int</w:t>
             </w:r>
+            <w:proofErr w:type="spellEnd"/>
           </w:p>
         </w:tc>
         <w:tc>
@@ -14715,6 +15088,7 @@
               </w:rPr>
               <w:t> </w:t>
             </w:r>
+            <w:proofErr w:type="spellStart"/>
             <w:r>
               <w:rPr>
                 <w:rFonts w:ascii="Calibri" w:eastAsia="Times New Roman" w:hAnsi="Calibri" w:cs="Calibri"/>
@@ -14727,6 +15101,7 @@
               </w:rPr>
               <w:t>Fecha_insc</w:t>
             </w:r>
+            <w:proofErr w:type="spellEnd"/>
           </w:p>
         </w:tc>
         <w:tc>
@@ -14785,8 +15160,22 @@
                 <w:lang w:eastAsia="es-ES"/>
                 <w14:ligatures w14:val="none"/>
               </w:rPr>
-              <w:t>Fecha de la inscripcion</w:t>
-            </w:r>
+              <w:t xml:space="preserve">Fecha de la </w:t>
+            </w:r>
+            <w:proofErr w:type="spellStart"/>
+            <w:r>
+              <w:rPr>
+                <w:rFonts w:ascii="Calibri" w:eastAsia="Times New Roman" w:hAnsi="Calibri" w:cs="Calibri"/>
+                <w:color w:val="222222"/>
+                <w:kern w:val="0"/>
+                <w:sz w:val="22"/>
+                <w:szCs w:val="22"/>
+                <w:lang w:eastAsia="es-ES"/>
+                <w14:ligatures w14:val="none"/>
+              </w:rPr>
+              <w:t>inscripcion</w:t>
+            </w:r>
+            <w:proofErr w:type="spellEnd"/>
           </w:p>
         </w:tc>
         <w:tc>
@@ -15836,6 +16225,7 @@
   <w:style w:type="character" w:default="1" w:styleId="Fuentedeprrafopredeter">
     <w:name w:val="Default Paragraph Font"/>
     <w:uiPriority w:val="1"/>
+    <w:semiHidden/>
     <w:unhideWhenUsed/>
   </w:style>
   <w:style w:type="table" w:default="1" w:styleId="Tablanormal">
